--- a/Sprint20260921-20261002/HERO-68403_20260930_120214.docx
+++ b/Sprint20260921-20261002/HERO-68403_20260930_120214.docx
@@ -1118,320 +1118,6 @@
         <w:t>2. The re-exported file retains the correct current-zone language values and English defaults.</w:t>
       </w:r>
     </w:p>
-    <w:p>
-      <w:pPr>
-        <w:spacing w:before="200" w:after="120"/>
-      </w:pPr>
-      <w:r>
-        <w:rPr>
-          <w:rFonts w:ascii="Arial" w:hAnsi="Arial" w:eastAsia="Arial" w:cs="Arial"/>
-          <w:b/>
-          <w:color w:val="000000"/>
-          <w:sz w:val="26"/>
-          <w:u w:val="single"/>
-        </w:rPr>
-        <w:t>Appendix</w:t>
-      </w:r>
-    </w:p>
-    <w:p>
-      <w:pPr>
-        <w:spacing w:before="0" w:after="80"/>
-      </w:pPr>
-      <w:r>
-        <w:rPr>
-          <w:rFonts w:ascii="Arial" w:hAnsi="Arial" w:eastAsia="Arial" w:cs="Arial"/>
-          <w:b/>
-          <w:color w:val="000000"/>
-          <w:sz w:val="20"/>
-          <w:u w:val="none"/>
-        </w:rPr>
-        <w:t>Issue Key:</w:t>
-      </w:r>
-      <w:r>
-        <w:rPr>
-          <w:rFonts w:ascii="Arial" w:hAnsi="Arial" w:eastAsia="Arial" w:cs="Arial"/>
-          <w:b w:val="0"/>
-          <w:color w:val="000000"/>
-          <w:sz w:val="20"/>
-          <w:u w:val="none"/>
-        </w:rPr>
-        <w:t xml:space="preserve"> HERO-68403</w:t>
-      </w:r>
-    </w:p>
-    <w:p>
-      <w:pPr>
-        <w:spacing w:before="0" w:after="80"/>
-      </w:pPr>
-      <w:r>
-        <w:rPr>
-          <w:rFonts w:ascii="Arial" w:hAnsi="Arial" w:eastAsia="Arial" w:cs="Arial"/>
-          <w:b/>
-          <w:color w:val="000000"/>
-          <w:sz w:val="20"/>
-          <w:u w:val="none"/>
-        </w:rPr>
-        <w:t>Summary:</w:t>
-      </w:r>
-      <w:r>
-        <w:rPr>
-          <w:rFonts w:ascii="Arial" w:hAnsi="Arial" w:eastAsia="Arial" w:cs="Arial"/>
-          <w:b w:val="0"/>
-          <w:color w:val="000000"/>
-          <w:sz w:val="20"/>
-          <w:u w:val="none"/>
-        </w:rPr>
-        <w:t xml:space="preserve"> [Bug Fix] Error in extra language settings when exporting Recipes</w:t>
-      </w:r>
-    </w:p>
-    <w:p>
-      <w:pPr>
-        <w:spacing w:before="0" w:after="80"/>
-      </w:pPr>
-      <w:r>
-        <w:rPr>
-          <w:rFonts w:ascii="Arial" w:hAnsi="Arial" w:eastAsia="Arial" w:cs="Arial"/>
-          <w:b/>
-          <w:color w:val="000000"/>
-          <w:sz w:val="20"/>
-          <w:u w:val="none"/>
-        </w:rPr>
-        <w:t>Component:</w:t>
-      </w:r>
-      <w:r>
-        <w:rPr>
-          <w:rFonts w:ascii="Arial" w:hAnsi="Arial" w:eastAsia="Arial" w:cs="Arial"/>
-          <w:b w:val="0"/>
-          <w:color w:val="000000"/>
-          <w:sz w:val="20"/>
-          <w:u w:val="none"/>
-        </w:rPr>
-        <w:t xml:space="preserve"> CORE</w:t>
-      </w:r>
-    </w:p>
-    <w:p>
-      <w:pPr>
-        <w:spacing w:before="0" w:after="80"/>
-      </w:pPr>
-      <w:r>
-        <w:rPr>
-          <w:rFonts w:ascii="Arial" w:hAnsi="Arial" w:eastAsia="Arial" w:cs="Arial"/>
-          <w:b/>
-          <w:color w:val="000000"/>
-          <w:sz w:val="20"/>
-          <w:u w:val="none"/>
-        </w:rPr>
-        <w:t>Sprint:</w:t>
-      </w:r>
-      <w:r>
-        <w:rPr>
-          <w:rFonts w:ascii="Arial" w:hAnsi="Arial" w:eastAsia="Arial" w:cs="Arial"/>
-          <w:b w:val="0"/>
-          <w:color w:val="000000"/>
-          <w:sz w:val="20"/>
-          <w:u w:val="none"/>
-        </w:rPr>
-        <w:t xml:space="preserve"> Platform - 20260921-20261002</w:t>
-      </w:r>
-    </w:p>
-    <w:p>
-      <w:pPr>
-        <w:spacing w:before="0" w:after="80"/>
-      </w:pPr>
-      <w:r>
-        <w:rPr>
-          <w:rFonts w:ascii="Arial" w:hAnsi="Arial" w:eastAsia="Arial" w:cs="Arial"/>
-          <w:b/>
-          <w:color w:val="000000"/>
-          <w:sz w:val="20"/>
-          <w:u w:val="none"/>
-        </w:rPr>
-        <w:t>Target Release:</w:t>
-      </w:r>
-      <w:r>
-        <w:rPr>
-          <w:rFonts w:ascii="Arial" w:hAnsi="Arial" w:eastAsia="Arial" w:cs="Arial"/>
-          <w:b w:val="0"/>
-          <w:color w:val="000000"/>
-          <w:sz w:val="20"/>
-          <w:u w:val="none"/>
-        </w:rPr>
-        <w:t xml:space="preserve"> Infrasys POS Platform 1.2.116.0</w:t>
-      </w:r>
-    </w:p>
-    <w:p>
-      <w:pPr>
-        <w:spacing w:before="0" w:after="80"/>
-      </w:pPr>
-      <w:r>
-        <w:rPr>
-          <w:rFonts w:ascii="Arial" w:hAnsi="Arial" w:eastAsia="Arial" w:cs="Arial"/>
-          <w:b/>
-          <w:color w:val="000000"/>
-          <w:sz w:val="20"/>
-          <w:u w:val="none"/>
-        </w:rPr>
-        <w:t>Acceptance Criteria (from JIRA):</w:t>
-      </w:r>
-    </w:p>
-    <w:p>
-      <w:pPr>
-        <w:spacing w:before="0" w:after="40"/>
-        <w:ind w:left="360" w:hanging="240"/>
-      </w:pPr>
-      <w:r>
-        <w:rPr>
-          <w:rFonts w:ascii="Arial" w:hAnsi="Arial" w:eastAsia="Arial" w:cs="Arial"/>
-          <w:b w:val="0"/>
-          <w:color w:val="000000"/>
-          <w:sz w:val="20"/>
-          <w:u w:val="none"/>
-        </w:rPr>
-        <w:t>1. When exporting data, records from other config zones must use the language of the current config zone.</w:t>
-      </w:r>
-    </w:p>
-    <w:p>
-      <w:pPr>
-        <w:spacing w:before="0" w:after="40"/>
-        <w:ind w:left="360" w:hanging="240"/>
-      </w:pPr>
-      <w:r>
-        <w:rPr>
-          <w:rFonts w:ascii="Arial" w:hAnsi="Arial" w:eastAsia="Arial" w:cs="Arial"/>
-          <w:b w:val="0"/>
-          <w:color w:val="000000"/>
-          <w:sz w:val="20"/>
-          <w:u w:val="none"/>
-        </w:rPr>
-        <w:t>2. If a record does not have a corresponding language in the current config zone, it is automatically completed in English by default.</w:t>
-      </w:r>
-    </w:p>
-    <w:p>
-      <w:pPr>
-        <w:spacing w:before="0" w:after="40"/>
-        <w:ind w:left="360" w:hanging="240"/>
-      </w:pPr>
-      <w:r>
-        <w:rPr>
-          <w:rFonts w:ascii="Arial" w:hAnsi="Arial" w:eastAsia="Arial" w:cs="Arial"/>
-          <w:b w:val="0"/>
-          <w:color w:val="000000"/>
-          <w:sz w:val="20"/>
-          <w:u w:val="none"/>
-        </w:rPr>
-        <w:t>3. The fixed scope includes "Unit", "Supplier", and "Ingredient".</w:t>
-      </w:r>
-    </w:p>
-    <w:p>
-      <w:pPr>
-        <w:spacing w:before="0" w:after="40"/>
-        <w:ind w:left="360" w:hanging="240"/>
-      </w:pPr>
-      <w:r>
-        <w:rPr>
-          <w:rFonts w:ascii="Arial" w:hAnsi="Arial" w:eastAsia="Arial" w:cs="Arial"/>
-          <w:b w:val="0"/>
-          <w:color w:val="000000"/>
-          <w:sz w:val="20"/>
-          <w:u w:val="none"/>
-        </w:rPr>
-        <w:t>4. Setup for verification: the supreme config zone only has 2 languages; the sub config zone is set to 5 languages; the export is performed in the Recipes tab. Records in the supreme config zone use English and Simplified Chinese from the current config zone, and other extra languages are completed in English.</w:t>
-      </w:r>
-    </w:p>
-    <w:p>
-      <w:pPr>
-        <w:spacing w:before="0" w:after="80"/>
-      </w:pPr>
-      <w:r>
-        <w:rPr>
-          <w:rFonts w:ascii="Arial" w:hAnsi="Arial" w:eastAsia="Arial" w:cs="Arial"/>
-          <w:b/>
-          <w:color w:val="000000"/>
-          <w:sz w:val="20"/>
-          <w:u w:val="none"/>
-        </w:rPr>
-        <w:t>Regression Scope:</w:t>
-      </w:r>
-    </w:p>
-    <w:p>
-      <w:pPr>
-        <w:spacing w:before="0" w:after="40"/>
-        <w:ind w:left="360" w:hanging="240"/>
-      </w:pPr>
-      <w:r>
-        <w:rPr>
-          <w:rFonts w:ascii="Arial" w:hAnsi="Arial" w:eastAsia="Arial" w:cs="Arial"/>
-          <w:b w:val="0"/>
-          <w:color w:val="000000"/>
-          <w:sz w:val="20"/>
-          <w:u w:val="none"/>
-        </w:rPr>
-        <w:t>1. Recipes Export in Menu Management &gt; Menu Tools &gt; Import and Export &gt; Recipes, across supreme/sub config zones.</w:t>
-      </w:r>
-    </w:p>
-    <w:p>
-      <w:pPr>
-        <w:spacing w:before="0" w:after="40"/>
-        <w:ind w:left="360" w:hanging="240"/>
-      </w:pPr>
-      <w:r>
-        <w:rPr>
-          <w:rFonts w:ascii="Arial" w:hAnsi="Arial" w:eastAsia="Arial" w:cs="Arial"/>
-          <w:b w:val="0"/>
-          <w:color w:val="000000"/>
-          <w:sz w:val="20"/>
-          <w:u w:val="none"/>
-        </w:rPr>
-        <w:t>2. Extra language (l2–l5) mapping and English default completion.</w:t>
-      </w:r>
-    </w:p>
-    <w:p>
-      <w:pPr>
-        <w:spacing w:before="0" w:after="40"/>
-        <w:ind w:left="360" w:hanging="240"/>
-      </w:pPr>
-      <w:r>
-        <w:rPr>
-          <w:rFonts w:ascii="Arial" w:hAnsi="Arial" w:eastAsia="Arial" w:cs="Arial"/>
-          <w:b w:val="0"/>
-          <w:color w:val="000000"/>
-          <w:sz w:val="20"/>
-          <w:u w:val="none"/>
-        </w:rPr>
-        <w:t>3. Unit, Supplier, and Ingredient multi-language export content.</w:t>
-      </w:r>
-    </w:p>
-    <w:p>
-      <w:pPr>
-        <w:spacing w:before="0" w:after="40"/>
-        <w:ind w:left="360" w:hanging="240"/>
-      </w:pPr>
-      <w:r>
-        <w:rPr>
-          <w:rFonts w:ascii="Arial" w:hAnsi="Arial" w:eastAsia="Arial" w:cs="Arial"/>
-          <w:b w:val="0"/>
-          <w:color w:val="000000"/>
-          <w:sz w:val="20"/>
-          <w:u w:val="none"/>
-        </w:rPr>
-        <w:t>4. Recipes export within a single config zone and Recipes import/export round-trip.</w:t>
-      </w:r>
-    </w:p>
-    <w:p>
-      <w:pPr>
-        <w:spacing w:before="0" w:after="40"/>
-        <w:ind w:left="360" w:hanging="240"/>
-      </w:pPr>
-      <w:r>
-        <w:rPr>
-          <w:rFonts w:ascii="Arial" w:hAnsi="Arial" w:eastAsia="Arial" w:cs="Arial"/>
-          <w:b w:val="0"/>
-          <w:color w:val="000000"/>
-          <w:sz w:val="20"/>
-          <w:u w:val="none"/>
-        </w:rPr>
-        <w:t>5. Functional testing only; no compatibility or performance testing included.</w:t>
-      </w:r>
-    </w:p>
     <w:sectPr>
       <w:pgSz w:w="12240" w:h="15840"/>
       <w:pgMar w:top="1440" w:right="1800" w:bottom="1440" w:left="1800" w:header="720" w:footer="720" w:gutter="0"/>
